--- a/templates/民事案件-自然人/4授 权 委 托 书-（个人）.docx
+++ b/templates/民事案件-自然人/4授 权 委 托 书-（个人）.docx
@@ -64,7 +64,7 @@
           <w:sz w:val="30"/>
           <w:u w:val="single"/>
         </w:rPr>
-        <w:t xml:space="preserve"> {{二委托人}} </w:t>
+        <w:t xml:space="preserve"> {{_2委托人}} </w:t>
       </w:r>
       <w:r>
         <w:rPr>
@@ -79,7 +79,7 @@
           <w:sz w:val="30"/>
           <w:u w:val="single"/>
         </w:rPr>
-        <w:t xml:space="preserve"> {{三证件号码}} </w:t>
+        <w:t xml:space="preserve"> {{_3证件号码}} </w:t>
       </w:r>
     </w:p>
     <w:p>
@@ -115,7 +115,7 @@
           <w:sz w:val="30"/>
           <w:u w:val="single"/>
         </w:rPr>
-        <w:t xml:space="preserve"> {{八相对方与第三人}}</w:t>
+        <w:t xml:space="preserve"> {{_8相对方与第三人}}</w:t>
       </w:r>
       <w:r>
         <w:rPr>
@@ -146,7 +146,7 @@
           <w:sz w:val="30"/>
           <w:u w:val="single"/>
         </w:rPr>
-        <w:t>{{九案由}}</w:t>
+        <w:t>{{_9案由}}</w:t>
       </w:r>
       <w:r>
         <w:rPr>
@@ -182,24 +182,18 @@
       <w:r>
         <w:rPr>
           <w:rFonts w:hint="eastAsia"/>
-          <w:u w:val="single"/>
-        </w:rPr>
-        <w:t xml:space="preserve">      </w:t>
-      </w:r>
-      <w:r>
-        <w:rPr>
-          <w:rFonts w:hint="eastAsia"/>
-          <w:u w:val="single"/>
-          <w:lang w:val="en-US" w:eastAsia="zh-CN"/>
+          <w:sz w:val="30"/>
+          <w:u w:val="single"/>
         </w:rPr>
         <w:t xml:space="preserve"> </w:t>
       </w:r>
       <w:r>
         <w:rPr>
           <w:rFonts w:hint="eastAsia"/>
-          <w:u w:val="single"/>
-        </w:rPr>
-        <w:t xml:space="preserve">   </w:t>
+          <w:sz w:val="30"/>
+          <w:u w:val="single"/>
+        </w:rPr>
+        <w:t xml:space="preserve">{{_13受委托人1}} </w:t>
       </w:r>
       <w:r>
         <w:rPr>
@@ -214,7 +208,7 @@
           <w:sz w:val="30"/>
           <w:u w:val="single"/>
         </w:rPr>
-        <w:t xml:space="preserve">                 </w:t>
+        <w:t xml:space="preserve"> {{_13受委托人1电话}}   </w:t>
       </w:r>
       <w:r>
         <w:rPr>
@@ -250,7 +244,7 @@
           <w:sz w:val="30"/>
           <w:u w:val="single"/>
         </w:rPr>
-        <w:t xml:space="preserve">                        </w:t>
+        <w:t xml:space="preserve"> </w:t>
       </w:r>
       <w:r>
         <w:rPr>
@@ -259,16 +253,16 @@
           <w:u w:val="single"/>
           <w:lang w:val="en-US" w:eastAsia="zh-CN"/>
         </w:rPr>
+        <w:t>北京市盈科（青岛）律师事务所 律师</w:t>
+      </w:r>
+      <w:r>
+        <w:rPr>
+          <w:rFonts w:hint="eastAsia"/>
+          <w:sz w:val="30"/>
+          <w:u w:val="single"/>
+        </w:rPr>
         <w:t xml:space="preserve"> </w:t>
       </w:r>
-      <w:r>
-        <w:rPr>
-          <w:rFonts w:hint="eastAsia"/>
-          <w:sz w:val="30"/>
-          <w:u w:val="single"/>
-        </w:rPr>
-        <w:t xml:space="preserve">    </w:t>
-      </w:r>
     </w:p>
     <w:p>
       <w:pPr>
@@ -289,24 +283,11 @@
       <w:r>
         <w:rPr>
           <w:rFonts w:hint="eastAsia"/>
-          <w:u w:val="single"/>
-        </w:rPr>
-        <w:t xml:space="preserve">    </w:t>
-      </w:r>
-      <w:r>
-        <w:rPr>
-          <w:rFonts w:hint="eastAsia"/>
-          <w:u w:val="single"/>
-          <w:lang w:val="en-US" w:eastAsia="zh-CN"/>
-        </w:rPr>
-        <w:t xml:space="preserve"> </w:t>
-      </w:r>
-      <w:r>
-        <w:rPr>
-          <w:rFonts w:hint="eastAsia"/>
-          <w:u w:val="single"/>
-        </w:rPr>
-        <w:t xml:space="preserve">     </w:t>
+          <w:sz w:val="30"/>
+          <w:szCs w:val="30"/>
+          <w:u w:val="single"/>
+        </w:rPr>
+        <w:t xml:space="preserve"> {{_13受委托人2}} </w:t>
       </w:r>
       <w:r>
         <w:rPr>
@@ -321,15 +302,10 @@
           <w:sz w:val="30"/>
           <w:u w:val="single"/>
         </w:rPr>
-        <w:t xml:space="preserve">                 </w:t>
-      </w:r>
-      <w:r>
-        <w:rPr>
-          <w:sz w:val="30"/>
-          <w:u w:val="single"/>
-        </w:rPr>
-        <w:t xml:space="preserve">  </w:t>
-      </w:r>
+        <w:t xml:space="preserve"> {{_13受委托人2电话}} </w:t>
+      </w:r>
+      <w:bookmarkStart w:id="0" w:name="_GoBack"/>
+      <w:bookmarkEnd w:id="0"/>
     </w:p>
     <w:p>
       <w:pPr>
@@ -355,7 +331,7 @@
           <w:sz w:val="30"/>
           <w:u w:val="single"/>
         </w:rPr>
-        <w:t xml:space="preserve">                        </w:t>
+        <w:t xml:space="preserve"> </w:t>
       </w:r>
       <w:r>
         <w:rPr>
@@ -364,16 +340,16 @@
           <w:u w:val="single"/>
           <w:lang w:val="en-US" w:eastAsia="zh-CN"/>
         </w:rPr>
+        <w:t>北京市盈科（青岛）律师事务所 律师</w:t>
+      </w:r>
+      <w:r>
+        <w:rPr>
+          <w:rFonts w:hint="eastAsia"/>
+          <w:sz w:val="30"/>
+          <w:u w:val="single"/>
+        </w:rPr>
         <w:t xml:space="preserve"> </w:t>
       </w:r>
-      <w:r>
-        <w:rPr>
-          <w:rFonts w:hint="eastAsia"/>
-          <w:sz w:val="30"/>
-          <w:u w:val="single"/>
-        </w:rPr>
-        <w:t xml:space="preserve">    </w:t>
-      </w:r>
     </w:p>
     <w:p>
       <w:pPr>
@@ -446,7 +422,24 @@
           <w:sz w:val="30"/>
           <w:u w:val="single"/>
         </w:rPr>
-        <w:t xml:space="preserve">           </w:t>
+        <w:t xml:space="preserve"> </w:t>
+      </w:r>
+      <w:r>
+        <w:rPr>
+          <w:rFonts w:hint="eastAsia"/>
+          <w:sz w:val="30"/>
+          <w:u w:val="single"/>
+          <w:lang w:val="en-US" w:eastAsia="zh-CN"/>
+        </w:rPr>
+        <w:t>B</w:t>
+      </w:r>
+      <w:r>
+        <w:rPr>
+          <w:rFonts w:hint="eastAsia"/>
+          <w:sz w:val="30"/>
+          <w:u w:val="single"/>
+        </w:rPr>
+        <w:t xml:space="preserve"> </w:t>
       </w:r>
     </w:p>
     <w:p>
@@ -559,16 +552,7 @@
           <w:rFonts w:hint="eastAsia"/>
           <w:sz w:val="30"/>
         </w:rPr>
-        <w:t>代为立案；承认、变更</w:t>
-      </w:r>
-      <w:bookmarkStart w:id="0" w:name="_GoBack"/>
-      <w:bookmarkEnd w:id="0"/>
-      <w:r>
-        <w:rPr>
-          <w:rFonts w:hint="eastAsia"/>
-          <w:sz w:val="30"/>
-        </w:rPr>
-        <w:t>或者放弃诉讼请求； 进行调解或者和解；签署、接受法律文书；收取或者收转执行款物。</w:t>
+        <w:t>代为立案；承认、变更或者放弃诉讼请求； 进行调解或者和解；签署、接受法律文书；收取或者收转执行款物。</w:t>
       </w:r>
     </w:p>
     <w:p>
@@ -681,7 +665,7 @@
           <w:u w:val="none"/>
           <w:lang w:val="en-US" w:eastAsia="zh-CN"/>
         </w:rPr>
-        <w:t>{{一委托日期}}</w:t>
+        <w:t>{{_1委托日期}}</w:t>
       </w:r>
     </w:p>
     <w:sectPr>
